--- a/core-instructions.docx
+++ b/core-instructions.docx
@@ -141,13 +141,13 @@
       </w:r>
     </w:p>
     <w:bookmarkEnd w:id="20"/>
-    <w:bookmarkStart w:id="21" w:name="version-line"/>
+    <w:bookmarkStart w:id="21" w:name="version-line-and-reference-line"/>
     <w:p>
       <w:pPr>
         <w:pStyle w:val="Heading2"/>
       </w:pPr>
       <w:r>
-        <w:t xml:space="preserve">2. Version line</w:t>
+        <w:t xml:space="preserve">2. Version line and reference line</w:t>
       </w:r>
     </w:p>
     <w:p>
@@ -171,6 +171,54 @@
         <w:t xml:space="preserve">Version used: [actual model name]</w:t>
       </w:r>
       <w:r>
+        <w:t xml:space="preserve">. Print it once.</w:t>
+      </w:r>
+    </w:p>
+    <w:p>
+      <w:pPr>
+        <w:numPr>
+          <w:ilvl w:val="0"/>
+          <w:numId w:val="1002"/>
+        </w:numPr>
+        <w:pStyle w:val="Compact"/>
+      </w:pPr>
+      <w:r>
+        <w:t xml:space="preserve">If the model is Haiku, abort with:</w:t>
+      </w:r>
+      <w:r>
+        <w:t xml:space="preserve"> </w:t>
+      </w:r>
+      <w:r>
+        <w:t xml:space="preserve">“</w:t>
+      </w:r>
+      <w:r>
+        <w:t xml:space="preserve">I am aborting because you are using Haiku.</w:t>
+      </w:r>
+      <w:r>
+        <w:t xml:space="preserve">”</w:t>
+      </w:r>
+    </w:p>
+    <w:p>
+      <w:pPr>
+        <w:numPr>
+          <w:ilvl w:val="0"/>
+          <w:numId w:val="1002"/>
+        </w:numPr>
+        <w:pStyle w:val="Compact"/>
+      </w:pPr>
+      <w:r>
+        <w:t xml:space="preserve">On the next line print the reference in bold, with the book name in full:</w:t>
+      </w:r>
+      <w:r>
+        <w:t xml:space="preserve"> </w:t>
+      </w:r>
+      <w:r>
+        <w:rPr>
+          <w:rStyle w:val="VerbatimChar"/>
+        </w:rPr>
+        <w:t xml:space="preserve">**1 Peter 2:24**</w:t>
+      </w:r>
+      <w:r>
         <w:t xml:space="preserve">.</w:t>
       </w:r>
     </w:p>
@@ -183,19 +231,7 @@
         <w:pStyle w:val="Compact"/>
       </w:pPr>
       <w:r>
-        <w:t xml:space="preserve">If the model is Haiku, abort with:</w:t>
-      </w:r>
-      <w:r>
-        <w:t xml:space="preserve"> </w:t>
-      </w:r>
-      <w:r>
-        <w:t xml:space="preserve">“</w:t>
-      </w:r>
-      <w:r>
-        <w:t xml:space="preserve">I am aborting because you are using Haiku.</w:t>
-      </w:r>
-      <w:r>
-        <w:t xml:space="preserve">”</w:t>
+        <w:t xml:space="preserve">Andrew may abbreviate a book to two or three letters. If the letters fit more than one book, ask, with the choices numbered 1, 2, 3.</w:t>
       </w:r>
     </w:p>
     <w:bookmarkEnd w:id="21"/>
@@ -531,7 +567,7 @@
         <w:t xml:space="preserve">LIKELY: into | to | for; POSSIBLE: with respect to; UNLIKELY: against | until; RULED OUT: as</w:t>
       </w:r>
       <w:r>
-        <w:t xml:space="preserve">. Account for every distinct meaning in the word’s lexicon entry. The bold word always appears in its own tier. Rule a meaning out only when it is impossible, and only after searching the data for a counterexample.</w:t>
+        <w:t xml:space="preserve">. Account for every distinct meaning in the word’s lexicon entry. The bold word always appears in its own tier. A meaning goes under RULED OUT only when it is impossible and the data check was run. Without the check, it goes under UNLIKELY.</w:t>
       </w:r>
     </w:p>
     <w:p>
@@ -843,7 +879,22 @@
         <w:t xml:space="preserve"> </w:t>
       </w:r>
       <w:r>
-        <w:t xml:space="preserve">Put them right after the verse’s word lines. Start each with the plain number of the word it explains and a dash (</w:t>
+        <w:t xml:space="preserve">Put them right after the verse’s word lines, under a bold</w:t>
+      </w:r>
+      <w:r>
+        <w:t xml:space="preserve"> </w:t>
+      </w:r>
+      <w:r>
+        <w:rPr>
+          <w:rStyle w:val="VerbatimChar"/>
+        </w:rPr>
+        <w:t xml:space="preserve">**Notes**</w:t>
+      </w:r>
+      <w:r>
+        <w:t xml:space="preserve"> </w:t>
+      </w:r>
+      <w:r>
+        <w:t xml:space="preserve">header. Start each with the plain number of the word it explains and a dash (</w:t>
       </w:r>
       <w:r>
         <w:rPr>
@@ -889,7 +940,19 @@
         <w:t xml:space="preserve"> </w:t>
       </w:r>
       <w:r>
-        <w:t xml:space="preserve">by evidence in the text: strong, likely, possible, unlikely. Never by agreement among interpreters.</w:t>
+        <w:t xml:space="preserve">by evidence in the text, never by agreement among interpreters. Strong: little room for another reading. Likely: the evidence for outweighs the evidence against. Possible: no evidence either way, or about even. Unlikely: the evidence against outweighs. When a reading in a note has real evidence on both sides, add</w:t>
+      </w:r>
+      <w:r>
+        <w:t xml:space="preserve"> </w:t>
+      </w:r>
+      <w:r>
+        <w:t xml:space="preserve">“</w:t>
+      </w:r>
+      <w:r>
+        <w:t xml:space="preserve">with evidence both ways.</w:t>
+      </w:r>
+      <w:r>
+        <w:t xml:space="preserve">”</w:t>
       </w:r>
     </w:p>
     <w:p>
@@ -911,25 +974,37 @@
         <w:t xml:space="preserve"> </w:t>
       </w:r>
       <w:r>
-        <w:t xml:space="preserve">Report a quote only when a Berean note marks it. After the notes write</w:t>
-      </w:r>
-      <w:r>
-        <w:t xml:space="preserve"> </w:t>
-      </w:r>
-      <w:r>
-        <w:t xml:space="preserve">“</w:t>
-      </w:r>
-      <w:r>
-        <w:t xml:space="preserve">Quotes Isaiah 53:9.</w:t>
-      </w:r>
-      <w:r>
-        <w:t xml:space="preserve">”</w:t>
-      </w:r>
-      <w:r>
-        <w:t xml:space="preserve"> </w:t>
-      </w:r>
-      <w:r>
-        <w:t xml:space="preserve">and print the whole verse from the Berean Standard Bible. Add nothing else. Do not search for echoes.</w:t>
+        <w:t xml:space="preserve">Report a quote only when a Berean note marks it. After the notes write a bold</w:t>
+      </w:r>
+      <w:r>
+        <w:t xml:space="preserve"> </w:t>
+      </w:r>
+      <w:r>
+        <w:rPr>
+          <w:rStyle w:val="VerbatimChar"/>
+        </w:rPr>
+        <w:t xml:space="preserve">**Quotes**</w:t>
+      </w:r>
+      <w:r>
+        <w:t xml:space="preserve"> </w:t>
+      </w:r>
+      <w:r>
+        <w:t xml:space="preserve">header, then</w:t>
+      </w:r>
+      <w:r>
+        <w:t xml:space="preserve"> </w:t>
+      </w:r>
+      <w:r>
+        <w:rPr>
+          <w:rStyle w:val="VerbatimChar"/>
+        </w:rPr>
+        <w:t xml:space="preserve">**Isaiah 53:9:**</w:t>
+      </w:r>
+      <w:r>
+        <w:t xml:space="preserve"> </w:t>
+      </w:r>
+      <w:r>
+        <w:t xml:space="preserve">and that one verse from the Berean Standard Bible. Add nothing else. Do not search for echoes. Every printed reference verse is exactly one verse.</w:t>
       </w:r>
     </w:p>
     <w:p>
@@ -945,13 +1020,13 @@
           <w:bCs/>
           <w:b/>
         </w:rPr>
-        <w:t xml:space="preserve">Menu.</w:t>
-      </w:r>
-      <w:r>
-        <w:t xml:space="preserve"> </w:t>
-      </w:r>
-      <w:r>
-        <w:t xml:space="preserve">Letter the items A, B, C, then AA, AB after Z. Put a blank line between items. No bullets or tables. For one verse: previous verse, next verse, the whole thought, all the detail, the detail items, the quotes, then each cross-reference entry with its source. For several verses: every item starts with its verse, as in</w:t>
+        <w:t xml:space="preserve">More information.</w:t>
+      </w:r>
+      <w:r>
+        <w:t xml:space="preserve"> </w:t>
+      </w:r>
+      <w:r>
+        <w:t xml:space="preserve">This is the header for the lettered list at the end. Never call it</w:t>
       </w:r>
       <w:r>
         <w:t xml:space="preserve"> </w:t>
@@ -960,6 +1035,24 @@
         <w:t xml:space="preserve">“</w:t>
       </w:r>
       <w:r>
+        <w:t xml:space="preserve">Menu</w:t>
+      </w:r>
+      <w:r>
+        <w:t xml:space="preserve">”</w:t>
+      </w:r>
+      <w:r>
+        <w:t xml:space="preserve"> </w:t>
+      </w:r>
+      <w:r>
+        <w:t xml:space="preserve">on the screen. Letter the items A, B, C, then AA, AB after Z. Put a blank line between items. No bullets or tables. For one verse: previous verse, next verse, the whole thought, all the detail, the detail items, the quotes, then each cross-reference entry with its source. For several verses: every item starts with its verse, as in</w:t>
+      </w:r>
+      <w:r>
+        <w:t xml:space="preserve"> </w:t>
+      </w:r>
+      <w:r>
+        <w:t xml:space="preserve">“</w:t>
+      </w:r>
+      <w:r>
         <w:t xml:space="preserve">Verse 21: the Verb Analysis.</w:t>
       </w:r>
       <w:r>
@@ -978,7 +1071,7 @@
         <w:t xml:space="preserve">“</w:t>
       </w:r>
       <w:r>
-        <w:t xml:space="preserve">Type a number to see every use of that word. Type one or more letters, with spaces between them, for the menu.</w:t>
+        <w:t xml:space="preserve">Type a number to see every use of that word. Type one or more letters, with spaces between them, for more information.</w:t>
       </w:r>
       <w:r>
         <w:t xml:space="preserve">”</w:t>
@@ -1003,7 +1096,7 @@
         <w:t xml:space="preserve"> </w:t>
       </w:r>
       <w:r>
-        <w:t xml:space="preserve">A plain number means the word on that numbered line. Search by dictionary number. Give the count, how the Berean Bible renders it, then the verses numbered 3.1, 3.2 and so on, same book first, with the word in CAPITALS, twenty at a time. A number with a point, such as 3.5, means Andrew wants that verse translated.</w:t>
+        <w:t xml:space="preserve">A plain number means the word on that numbered line. Search by dictionary number. Start with one line: the reference in bold, then the word with its options. Give the count, how the Berean Bible renders it (copy the helper’s grouped numbers), then the verses numbered 3.1, 3.2 and so on, same book first, with the word in CAPITALS, twenty at a time. A number with a point, such as 3.5, means Andrew wants that verse translated.</w:t>
       </w:r>
     </w:p>
     <w:p>
@@ -1056,6 +1149,46 @@
       </w:r>
       <w:r>
         <w:t xml:space="preserve">”</w:t>
+      </w:r>
+    </w:p>
+    <w:p>
+      <w:pPr>
+        <w:numPr>
+          <w:ilvl w:val="0"/>
+          <w:numId w:val="1003"/>
+        </w:numPr>
+        <w:pStyle w:val="Compact"/>
+      </w:pPr>
+      <w:r>
+        <w:rPr>
+          <w:bCs/>
+          <w:b/>
+        </w:rPr>
+        <w:t xml:space="preserve">Check.</w:t>
+      </w:r>
+      <w:r>
+        <w:t xml:space="preserve"> </w:t>
+      </w:r>
+      <w:r>
+        <w:t xml:space="preserve">Before sending a first answer, run the checklist in section 25 of the full rules. When Andrew types</w:t>
+      </w:r>
+      <w:r>
+        <w:t xml:space="preserve"> </w:t>
+      </w:r>
+      <w:r>
+        <w:t xml:space="preserve">“</w:t>
+      </w:r>
+      <w:r>
+        <w:t xml:space="preserve">check,</w:t>
+      </w:r>
+      <w:r>
+        <w:t xml:space="preserve">”</w:t>
+      </w:r>
+      <w:r>
+        <w:t xml:space="preserve"> </w:t>
+      </w:r>
+      <w:r>
+        <w:t xml:space="preserve">audit the latest answer against the rules and the data and report every fault.</w:t>
       </w:r>
     </w:p>
     <w:p>

--- a/core-instructions.docx
+++ b/core-instructions.docx
@@ -231,7 +231,25 @@
         <w:pStyle w:val="Compact"/>
       </w:pPr>
       <w:r>
-        <w:t xml:space="preserve">Andrew may abbreviate a book to two or three letters. If the letters fit more than one book, ask, with the choices numbered 1, 2, 3.</w:t>
+        <w:t xml:space="preserve">Andrew may abbreviate a book to two or three letters. If the letters fit more than one book, ask, with the choices numbered 1, 2, 3. A space counts as a colon:</w:t>
+      </w:r>
+      <w:r>
+        <w:t xml:space="preserve"> </w:t>
+      </w:r>
+      <w:r>
+        <w:t xml:space="preserve">“</w:t>
+      </w:r>
+      <w:r>
+        <w:t xml:space="preserve">Ro 5 8</w:t>
+      </w:r>
+      <w:r>
+        <w:t xml:space="preserve">”</w:t>
+      </w:r>
+      <w:r>
+        <w:t xml:space="preserve"> </w:t>
+      </w:r>
+      <w:r>
+        <w:t xml:space="preserve">is Romans 5:8.</w:t>
       </w:r>
     </w:p>
     <w:bookmarkEnd w:id="21"/>
@@ -497,6 +515,15 @@
         <w:t xml:space="preserve">2. ***was***</w:t>
       </w:r>
       <w:r>
+        <w:t xml:space="preserve">), including the linking word for a side action (</w:t>
+      </w:r>
+      <w:r>
+        <w:rPr>
+          <w:rStyle w:val="VerbatimChar"/>
+        </w:rPr>
+        <w:t xml:space="preserve">***while***</w:t>
+      </w:r>
+      <w:r>
         <w:t xml:space="preserve">). Parentheses: the lines inside are pieces of one original word. Square brackets: a</w:t>
       </w:r>
       <w:r>
@@ -1170,7 +1197,16 @@
         <w:t xml:space="preserve"> </w:t>
       </w:r>
       <w:r>
-        <w:t xml:space="preserve">Before sending a first answer, run the checklist in section 25 of the full rules. When Andrew types</w:t>
+        <w:t xml:space="preserve">Never send a first answer unchecked. Run both checks in section 25 of the full rules, silently: the helper’s program check of the word lines (</w:t>
+      </w:r>
+      <w:r>
+        <w:rPr>
+          <w:rStyle w:val="VerbatimChar"/>
+        </w:rPr>
+        <w:t xml:space="preserve">lookup.py check</w:t>
+      </w:r>
+      <w:r>
+        <w:t xml:space="preserve">) until it prints CHECK PASSED, then the audit. Read every lexicon entry whole before rating its word. When Andrew types</w:t>
       </w:r>
       <w:r>
         <w:t xml:space="preserve"> </w:t>

--- a/core-instructions.docx
+++ b/core-instructions.docx
@@ -506,13 +506,28 @@
         <w:t xml:space="preserve"> </w:t>
       </w:r>
       <w:r>
-        <w:t xml:space="preserve">Bold: the word is in the original. Bold italics on its own line: Claude added it (</w:t>
+        <w:t xml:space="preserve">Bold: the word is in the original. Bold italics on its own line, followed by</w:t>
+      </w:r>
+      <w:r>
+        <w:t xml:space="preserve"> </w:t>
+      </w:r>
+      <w:r>
+        <w:t xml:space="preserve">“</w:t>
+      </w:r>
+      <w:r>
+        <w:t xml:space="preserve">(added)</w:t>
+      </w:r>
+      <w:r>
+        <w:t xml:space="preserve">”</w:t>
+      </w:r>
+      <w:r>
+        <w:t xml:space="preserve">: Claude added it (</w:t>
       </w:r>
       <w:r>
         <w:rPr>
           <w:rStyle w:val="VerbatimChar"/>
         </w:rPr>
-        <w:t xml:space="preserve">2. ***was***</w:t>
+        <w:t xml:space="preserve">2. ***was*** (added)</w:t>
       </w:r>
       <w:r>
         <w:t xml:space="preserve">), including the linking word for a side action (</w:t>
@@ -521,7 +536,7 @@
         <w:rPr>
           <w:rStyle w:val="VerbatimChar"/>
         </w:rPr>
-        <w:t xml:space="preserve">***while***</w:t>
+        <w:t xml:space="preserve">***while*** (added)</w:t>
       </w:r>
       <w:r>
         <w:t xml:space="preserve">). Parentheses: the lines inside are pieces of one original word. Square brackets: a</w:t>
@@ -1197,7 +1212,10 @@
         <w:t xml:space="preserve"> </w:t>
       </w:r>
       <w:r>
-        <w:t xml:space="preserve">Never send a first answer unchecked. Run both checks in section 25 of the full rules, silently: the helper’s program check of the word lines (</w:t>
+        <w:t xml:space="preserve">Never send a first answer unchecked. Follow section 25 of the full rules: write the drafted word lines to a file, run</w:t>
+      </w:r>
+      <w:r>
+        <w:t xml:space="preserve"> </w:t>
       </w:r>
       <w:r>
         <w:rPr>
@@ -1206,7 +1224,28 @@
         <w:t xml:space="preserve">lookup.py check</w:t>
       </w:r>
       <w:r>
-        <w:t xml:space="preserve">) until it prints CHECK PASSED, then the audit. Read every lexicon entry whole before rating its word. When Andrew types</w:t>
+        <w:t xml:space="preserve"> </w:t>
+      </w:r>
+      <w:r>
+        <w:t xml:space="preserve">until it prints CHECK PASSED, then work through the audit it prints, line by line, comparing each line with its lexicon entry. End the answer with the receipt line the helper gives, such as</w:t>
+      </w:r>
+      <w:r>
+        <w:t xml:space="preserve"> </w:t>
+      </w:r>
+      <w:r>
+        <w:t xml:space="preserve">“</w:t>
+      </w:r>
+      <w:r>
+        <w:t xml:space="preserve">Checked: 18 words on 17 lines.</w:t>
+      </w:r>
+      <w:r>
+        <w:t xml:space="preserve">”</w:t>
+      </w:r>
+      <w:r>
+        <w:t xml:space="preserve"> </w:t>
+      </w:r>
+      <w:r>
+        <w:t xml:space="preserve">When Andrew types</w:t>
       </w:r>
       <w:r>
         <w:t xml:space="preserve"> </w:t>

--- a/core-instructions.docx
+++ b/core-instructions.docx
@@ -171,7 +171,7 @@
         <w:t xml:space="preserve">Version used: [actual model name]</w:t>
       </w:r>
       <w:r>
-        <w:t xml:space="preserve">. Print it once.</w:t>
+        <w:t xml:space="preserve">. Print it once, the name alone, with no parentheses or remarks.</w:t>
       </w:r>
     </w:p>
     <w:p>
@@ -1227,25 +1227,7 @@
         <w:t xml:space="preserve"> </w:t>
       </w:r>
       <w:r>
-        <w:t xml:space="preserve">until it prints CHECK PASSED, then work through the audit it prints, line by line, comparing each line with its lexicon entry. End the answer with the receipt line the helper gives, such as</w:t>
-      </w:r>
-      <w:r>
-        <w:t xml:space="preserve"> </w:t>
-      </w:r>
-      <w:r>
-        <w:t xml:space="preserve">“</w:t>
-      </w:r>
-      <w:r>
-        <w:t xml:space="preserve">Checked: 18 words on 17 lines.</w:t>
-      </w:r>
-      <w:r>
-        <w:t xml:space="preserve">”</w:t>
-      </w:r>
-      <w:r>
-        <w:t xml:space="preserve"> </w:t>
-      </w:r>
-      <w:r>
-        <w:t xml:space="preserve">When Andrew types</w:t>
+        <w:t xml:space="preserve">until it prints CHECK PASSED, then work through every part of the audit it prints, line by line, comparing each line with its lexicon entry. End the answer with the receipt line the helper gives, copied exactly. It states the word count and the time the helper measured. When Andrew types</w:t>
       </w:r>
       <w:r>
         <w:t xml:space="preserve"> </w:t>
